--- a/Content/characters.docx
+++ b/Content/characters.docx
@@ -1,6 +1,6 @@
 
 <file path=word/document.xml><?xml version="1.0" encoding="utf-8"?>
-<w:document xmlns:wpc="http://schemas.microsoft.com/office/word/2010/wordprocessingCanvas" xmlns:cx="http://schemas.microsoft.com/office/drawing/2014/chartex" xmlns:cx1="http://schemas.microsoft.com/office/drawing/2015/9/8/chartex" xmlns:cx2="http://schemas.microsoft.com/office/drawing/2015/10/21/chartex" xmlns:cx3="http://schemas.microsoft.com/office/drawing/2016/5/9/chartex" xmlns:cx4="http://schemas.microsoft.com/office/drawing/2016/5/10/chartex" xmlns:cx5="http://schemas.microsoft.com/office/drawing/2016/5/11/chartex" xmlns:cx6="http://schemas.microsoft.com/office/drawing/2016/5/12/chartex" xmlns:cx7="http://schemas.microsoft.com/office/drawing/2016/5/13/chartex" xmlns:cx8="http://schemas.microsoft.com/office/drawing/2016/5/14/chartex" xmlns:mc="http://schemas.openxmlformats.org/markup-compatibility/2006" xmlns:aink="http://schemas.microsoft.com/office/drawing/2016/ink" xmlns:am3d="http://schemas.microsoft.com/office/drawing/2017/model3d" xmlns:o="urn:schemas-microsoft-com:office:office" xmlns:oel="http://schemas.microsoft.com/office/2019/extlst" xmlns:r="http://schemas.openxmlformats.org/officeDocument/2006/relationships" xmlns:m="http://schemas.openxmlformats.org/officeDocument/2006/math" xmlns:v="urn:schemas-microsoft-com:vml" xmlns:wp14="http://schemas.microsoft.com/office/word/2010/wordprocessingDrawing" xmlns:wp="http://schemas.openxmlformats.org/drawingml/2006/wordprocessingDrawing" xmlns:w10="urn:schemas-microsoft-com:office:word" xmlns:w="http://schemas.openxmlformats.org/wordprocessingml/2006/main" xmlns:w14="http://schemas.microsoft.com/office/word/2010/wordml" xmlns:w15="http://schemas.microsoft.com/office/word/2012/wordml" xmlns:w16cex="http://schemas.microsoft.com/office/word/2018/wordml/cex" xmlns:w16cid="http://schemas.microsoft.com/office/word/2016/wordml/cid" xmlns:w16="http://schemas.microsoft.com/office/word/2018/wordml" xmlns:w16sdtdh="http://schemas.microsoft.com/office/word/2020/wordml/sdtdatahash" xmlns:w16se="http://schemas.microsoft.com/office/word/2015/wordml/symex" xmlns:wpg="http://schemas.microsoft.com/office/word/2010/wordprocessingGroup" xmlns:wpi="http://schemas.microsoft.com/office/word/2010/wordprocessingInk" xmlns:wne="http://schemas.microsoft.com/office/word/2006/wordml" xmlns:wps="http://schemas.microsoft.com/office/word/2010/wordprocessingShape" mc:Ignorable="w14 w15 w16se w16cid w16 w16cex w16sdtdh wp14">
+<w:document xmlns:wpc="http://schemas.microsoft.com/office/word/2010/wordprocessingCanvas" xmlns:cx="http://schemas.microsoft.com/office/drawing/2014/chartex" xmlns:cx1="http://schemas.microsoft.com/office/drawing/2015/9/8/chartex" xmlns:cx2="http://schemas.microsoft.com/office/drawing/2015/10/21/chartex" xmlns:cx3="http://schemas.microsoft.com/office/drawing/2016/5/9/chartex" xmlns:cx4="http://schemas.microsoft.com/office/drawing/2016/5/10/chartex" xmlns:cx5="http://schemas.microsoft.com/office/drawing/2016/5/11/chartex" xmlns:cx6="http://schemas.microsoft.com/office/drawing/2016/5/12/chartex" xmlns:cx7="http://schemas.microsoft.com/office/drawing/2016/5/13/chartex" xmlns:cx8="http://schemas.microsoft.com/office/drawing/2016/5/14/chartex" xmlns:mc="http://schemas.openxmlformats.org/markup-compatibility/2006" xmlns:aink="http://schemas.microsoft.com/office/drawing/2016/ink" xmlns:am3d="http://schemas.microsoft.com/office/drawing/2017/model3d" xmlns:o="urn:schemas-microsoft-com:office:office" xmlns:oel="http://schemas.microsoft.com/office/2019/extlst" xmlns:r="http://schemas.openxmlformats.org/officeDocument/2006/relationships" xmlns:m="http://schemas.openxmlformats.org/officeDocument/2006/math" xmlns:v="urn:schemas-microsoft-com:vml" xmlns:wp14="http://schemas.microsoft.com/office/word/2010/wordprocessingDrawing" xmlns:wp="http://schemas.openxmlformats.org/drawingml/2006/wordprocessingDrawing" xmlns:w10="urn:schemas-microsoft-com:office:word" xmlns:w="http://schemas.openxmlformats.org/wordprocessingml/2006/main" xmlns:w14="http://schemas.microsoft.com/office/word/2010/wordml" xmlns:w15="http://schemas.microsoft.com/office/word/2012/wordml" xmlns:w16cex="http://schemas.microsoft.com/office/word/2018/wordml/cex" xmlns:w16cid="http://schemas.microsoft.com/office/word/2016/wordml/cid" xmlns:w16="http://schemas.microsoft.com/office/word/2018/wordml" xmlns:w16du="http://schemas.microsoft.com/office/word/2023/wordml/word16du" xmlns:w16sdtdh="http://schemas.microsoft.com/office/word/2020/wordml/sdtdatahash" xmlns:w16sdtfl="http://schemas.microsoft.com/office/word/2024/wordml/sdtformatlock" xmlns:w16se="http://schemas.microsoft.com/office/word/2015/wordml/symex" xmlns:wpg="http://schemas.microsoft.com/office/word/2010/wordprocessingGroup" xmlns:wpi="http://schemas.microsoft.com/office/word/2010/wordprocessingInk" xmlns:wne="http://schemas.microsoft.com/office/word/2006/wordml" xmlns:wps="http://schemas.microsoft.com/office/word/2010/wordprocessingShape" mc:Ignorable="w14 w15 w16se w16cid w16 w16cex w16sdtdh w16sdtfl w16du wp14">
   <w:body>
     <w:p/>
     <w:p>
@@ -104,13 +104,8 @@
       </w:r>
       <w:proofErr w:type="spellEnd"/>
       <w:r>
-        <w:t xml:space="preserve"> </w:t>
-      </w:r>
-      <w:proofErr w:type="gramStart"/>
-      <w:r>
-        <w:t>death</w:t>
-      </w:r>
-      <w:proofErr w:type="gramEnd"/>
+        <w:t xml:space="preserve"> death</w:t>
+      </w:r>
     </w:p>
     <w:p>
       <w:r>
@@ -178,13 +173,8 @@
     </w:p>
     <w:p/>
     <w:p>
-      <w:proofErr w:type="spellStart"/>
-      <w:r>
-        <w:t>Snidenbaum</w:t>
-      </w:r>
-      <w:proofErr w:type="spellEnd"/>
-      <w:r>
-        <w:t>: the film director.</w:t>
+      <w:r>
+        <w:t>Snidenbaum: the film director.</w:t>
       </w:r>
     </w:p>
     <w:p>
@@ -244,42 +234,32 @@
     </w:p>
     <w:p>
       <w:r>
-        <w:t xml:space="preserve">Harvesting is January to end of </w:t>
+        <w:t>Harvesting is January to end of February</w:t>
+      </w:r>
+    </w:p>
+    <w:p>
+      <w:r>
+        <w:t>30 tons of clay per acre</w:t>
+      </w:r>
+    </w:p>
+    <w:p/>
+    <w:p>
+      <w:r>
+        <w:t xml:space="preserve">In 20 </w:t>
       </w:r>
       <w:proofErr w:type="gramStart"/>
       <w:r>
-        <w:t>February</w:t>
+        <w:t>years</w:t>
       </w:r>
       <w:proofErr w:type="gramEnd"/>
-    </w:p>
-    <w:p>
-      <w:r>
-        <w:t>30 tons of clay per acre</w:t>
-      </w:r>
-    </w:p>
-    <w:p/>
-    <w:p>
-      <w:r>
-        <w:t xml:space="preserve">In 20 </w:t>
-      </w:r>
-      <w:proofErr w:type="gramStart"/>
-      <w:r>
-        <w:t>years</w:t>
-      </w:r>
-      <w:proofErr w:type="gramEnd"/>
       <w:r>
         <w:t xml:space="preserve"> the ones in Chuckey were 10 to12 feet high.</w:t>
       </w:r>
     </w:p>
     <w:p>
       <w:r>
-        <w:t xml:space="preserve">They were 16 inches tall when </w:t>
-      </w:r>
-      <w:proofErr w:type="gramStart"/>
-      <w:r>
-        <w:t>planted</w:t>
-      </w:r>
-      <w:proofErr w:type="gramEnd"/>
+        <w:t>They were 16 inches tall when planted</w:t>
+      </w:r>
     </w:p>
     <w:p>
       <w:r>
@@ -291,15 +271,7 @@
       </w:r>
       <w:proofErr w:type="spellEnd"/>
       <w:r>
-        <w:t xml:space="preserve"> said he could retire in a few years if he could </w:t>
-      </w:r>
-      <w:proofErr w:type="gramStart"/>
-      <w:r>
-        <w:t>do</w:t>
-      </w:r>
-      <w:proofErr w:type="gramEnd"/>
-      <w:r>
-        <w:t xml:space="preserve"> </w:t>
+        <w:t xml:space="preserve"> said he could retire in a few years if he could do </w:t>
       </w:r>
     </w:p>
     <w:p>
@@ -483,14 +455,12 @@
       <w:r>
         <w:t xml:space="preserve">Pull a part ref number </w:t>
       </w:r>
-      <w:proofErr w:type="gramStart"/>
       <w:r>
         <w:t>251</w:t>
       </w:r>
       <w:r>
         <w:t>652</w:t>
       </w:r>
-      <w:proofErr w:type="gramEnd"/>
     </w:p>
     <w:p/>
     <w:p>
@@ -502,6 +472,25 @@
       </w:r>
     </w:p>
     <w:p/>
+    <w:p>
+      <w:r>
+        <w:t xml:space="preserve">The Farm: bordered to the </w:t>
+      </w:r>
+      <w:r>
+        <w:t xml:space="preserve">west by scenic </w:t>
+      </w:r>
+      <w:proofErr w:type="spellStart"/>
+      <w:r>
+        <w:t>hwy</w:t>
+      </w:r>
+      <w:proofErr w:type="spellEnd"/>
+      <w:r>
+        <w:t xml:space="preserve"> 357. </w:t>
+      </w:r>
+      <w:r>
+        <w:t>To the south by clover creek road.</w:t>
+      </w:r>
+    </w:p>
     <w:p/>
     <w:sectPr>
       <w:pgSz w:w="12240" w:h="15840"/>
@@ -514,7 +503,7 @@
 </file>
 
 <file path=word/styles.xml><?xml version="1.0" encoding="utf-8"?>
-<w:styles xmlns:mc="http://schemas.openxmlformats.org/markup-compatibility/2006" xmlns:r="http://schemas.openxmlformats.org/officeDocument/2006/relationships" xmlns:w="http://schemas.openxmlformats.org/wordprocessingml/2006/main" xmlns:w14="http://schemas.microsoft.com/office/word/2010/wordml" xmlns:w15="http://schemas.microsoft.com/office/word/2012/wordml" xmlns:w16cex="http://schemas.microsoft.com/office/word/2018/wordml/cex" xmlns:w16cid="http://schemas.microsoft.com/office/word/2016/wordml/cid" xmlns:w16="http://schemas.microsoft.com/office/word/2018/wordml" xmlns:w16sdtdh="http://schemas.microsoft.com/office/word/2020/wordml/sdtdatahash" xmlns:w16se="http://schemas.microsoft.com/office/word/2015/wordml/symex" mc:Ignorable="w14 w15 w16se w16cid w16 w16cex w16sdtdh">
+<w:styles xmlns:mc="http://schemas.openxmlformats.org/markup-compatibility/2006" xmlns:r="http://schemas.openxmlformats.org/officeDocument/2006/relationships" xmlns:w="http://schemas.openxmlformats.org/wordprocessingml/2006/main" xmlns:w14="http://schemas.microsoft.com/office/word/2010/wordml" xmlns:w15="http://schemas.microsoft.com/office/word/2012/wordml" xmlns:w16cex="http://schemas.microsoft.com/office/word/2018/wordml/cex" xmlns:w16cid="http://schemas.microsoft.com/office/word/2016/wordml/cid" xmlns:w16="http://schemas.microsoft.com/office/word/2018/wordml" xmlns:w16du="http://schemas.microsoft.com/office/word/2023/wordml/word16du" xmlns:w16sdtdh="http://schemas.microsoft.com/office/word/2020/wordml/sdtdatahash" xmlns:w16sdtfl="http://schemas.microsoft.com/office/word/2024/wordml/sdtformatlock" xmlns:w16se="http://schemas.microsoft.com/office/word/2015/wordml/symex" mc:Ignorable="w14 w15 w16se w16cid w16 w16cex w16sdtdh w16sdtfl w16du">
   <w:docDefaults>
     <w:rPrDefault>
       <w:rPr>

--- a/Content/characters.docx
+++ b/Content/characters.docx
@@ -5,13 +5,8 @@
     <w:p/>
     <w:p>
       <w:r>
-        <w:t xml:space="preserve">Horace: The </w:t>
-      </w:r>
-      <w:proofErr w:type="spellStart"/>
-      <w:r>
-        <w:t>Partriarch</w:t>
-      </w:r>
-      <w:proofErr w:type="spellEnd"/>
+        <w:t>Horace: The Partriarch</w:t>
+      </w:r>
     </w:p>
     <w:p>
       <w:r>
@@ -23,6 +18,11 @@
     </w:p>
     <w:p>
       <w:r>
+        <w:t>Change Beau’s name to archibald</w:t>
+      </w:r>
+    </w:p>
+    <w:p>
+      <w:r>
         <w:t>Their Children</w:t>
       </w:r>
     </w:p>
@@ -33,16 +33,11 @@
     </w:p>
     <w:p>
       <w:r>
-        <w:t xml:space="preserve">Blind </w:t>
-      </w:r>
-      <w:proofErr w:type="gramStart"/>
-      <w:r>
-        <w:t>Marnie</w:t>
+        <w:t>Blind Marnie</w:t>
       </w:r>
       <w:r>
         <w:t>;</w:t>
       </w:r>
-      <w:proofErr w:type="gramEnd"/>
     </w:p>
     <w:p>
       <w:r>
@@ -64,23 +59,6 @@
         <w:t>Cletus</w:t>
       </w:r>
     </w:p>
-    <w:p/>
-    <w:p>
-      <w:r>
-        <w:t>Karen: Buford’s wife</w:t>
-      </w:r>
-    </w:p>
-    <w:p>
-      <w:r>
-        <w:t>Wesley</w:t>
-      </w:r>
-      <w:r>
-        <w:t xml:space="preserve"> or Wes</w:t>
-      </w:r>
-      <w:r>
-        <w:t>: Buford’s son</w:t>
-      </w:r>
-    </w:p>
     <w:p>
       <w:r>
         <w:tab/>
@@ -96,15 +74,7 @@
         <w:t>Esmerelda: The first dog, witnesses</w:t>
       </w:r>
       <w:r>
-        <w:t xml:space="preserve"> the orchard planting and </w:t>
-      </w:r>
-      <w:proofErr w:type="spellStart"/>
-      <w:r>
-        <w:t>Horaces</w:t>
-      </w:r>
-      <w:proofErr w:type="spellEnd"/>
-      <w:r>
-        <w:t xml:space="preserve"> death</w:t>
+        <w:t xml:space="preserve"> the orchard planting and Horaces death</w:t>
       </w:r>
     </w:p>
     <w:p>
@@ -121,15 +91,7 @@
         <w:t>The old dog</w:t>
       </w:r>
       <w:r>
-        <w:t xml:space="preserve"> and </w:t>
-      </w:r>
-      <w:proofErr w:type="spellStart"/>
-      <w:r>
-        <w:t>Bandigo’s</w:t>
-      </w:r>
-      <w:proofErr w:type="spellEnd"/>
-      <w:r>
-        <w:t xml:space="preserve"> mentor</w:t>
+        <w:t xml:space="preserve"> and Bandigo’s mentor</w:t>
       </w:r>
     </w:p>
     <w:p>
@@ -141,11 +103,9 @@
       </w:r>
     </w:p>
     <w:p>
-      <w:proofErr w:type="spellStart"/>
       <w:r>
         <w:t>Klutin</w:t>
       </w:r>
-      <w:proofErr w:type="spellEnd"/>
     </w:p>
     <w:p>
       <w:r>
@@ -162,13 +122,8 @@
       </w:r>
     </w:p>
     <w:p>
-      <w:proofErr w:type="spellStart"/>
-      <w:r>
-        <w:t>Drualissa</w:t>
-      </w:r>
-      <w:proofErr w:type="spellEnd"/>
-      <w:r>
-        <w:t>: The Snake</w:t>
+      <w:r>
+        <w:t>Drualissa: The Snake</w:t>
       </w:r>
     </w:p>
     <w:p/>
@@ -193,18 +148,41 @@
         <w:t xml:space="preserve"> Will betray Buford and attempt to steal the family farm.</w:t>
       </w:r>
     </w:p>
-    <w:p/>
-    <w:p>
-      <w:proofErr w:type="spellStart"/>
-      <w:r>
-        <w:lastRenderedPageBreak/>
+    <w:p>
+      <w:r>
+        <w:t>Places:</w:t>
+      </w:r>
+    </w:p>
+    <w:p>
+      <w:r>
         <w:t>Clayhill</w:t>
       </w:r>
-      <w:proofErr w:type="spellEnd"/>
       <w:r>
         <w:t xml:space="preserve"> County</w:t>
       </w:r>
-    </w:p>
+      <w:r>
+        <w:t>,</w:t>
+      </w:r>
+    </w:p>
+    <w:p>
+      <w:r>
+        <w:t>Doogan’s Bluff</w:t>
+      </w:r>
+    </w:p>
+    <w:p/>
+    <w:p>
+      <w:r>
+        <w:t>Highway 270</w:t>
+      </w:r>
+    </w:p>
+    <w:p/>
+    <w:p/>
+    <w:p>
+      <w:r>
+        <w:t>Fissionbury</w:t>
+      </w:r>
+    </w:p>
+    <w:p/>
     <w:p>
       <w:r>
         <w:t>17</w:t>
@@ -216,15 +194,7 @@
         <w:t>th</w:t>
       </w:r>
       <w:r>
-        <w:t xml:space="preserve"> Tennessee </w:t>
-      </w:r>
-      <w:proofErr w:type="spellStart"/>
-      <w:r>
-        <w:t>Exhibitionary</w:t>
-      </w:r>
-      <w:proofErr w:type="spellEnd"/>
-      <w:r>
-        <w:t xml:space="preserve"> Regiment</w:t>
+        <w:t xml:space="preserve"> Tennessee Exhibitionary Regiment</w:t>
       </w:r>
     </w:p>
     <w:p>
@@ -245,15 +215,7 @@
     <w:p/>
     <w:p>
       <w:r>
-        <w:t xml:space="preserve">In 20 </w:t>
-      </w:r>
-      <w:proofErr w:type="gramStart"/>
-      <w:r>
-        <w:t>years</w:t>
-      </w:r>
-      <w:proofErr w:type="gramEnd"/>
-      <w:r>
-        <w:t xml:space="preserve"> the ones in Chuckey were 10 to12 feet high.</w:t>
+        <w:t>In 20 years the ones in Chuckey were 10 to12 feet high.</w:t>
       </w:r>
     </w:p>
     <w:p>
@@ -263,15 +225,7 @@
     </w:p>
     <w:p>
       <w:r>
-        <w:t xml:space="preserve">The guy in </w:t>
-      </w:r>
-      <w:proofErr w:type="spellStart"/>
-      <w:r>
-        <w:t>chuckey</w:t>
-      </w:r>
-      <w:proofErr w:type="spellEnd"/>
-      <w:r>
-        <w:t xml:space="preserve"> said he could retire in a few years if he could do </w:t>
+        <w:t xml:space="preserve">The guy in chuckey said he could retire in a few years if he could do </w:t>
       </w:r>
     </w:p>
     <w:p>
@@ -280,23 +234,13 @@
       </w:r>
     </w:p>
     <w:p>
-      <w:proofErr w:type="spellStart"/>
       <w:r>
         <w:t>Stephenstyle</w:t>
       </w:r>
-      <w:proofErr w:type="spellEnd"/>
-    </w:p>
-    <w:p>
-      <w:r>
-        <w:t xml:space="preserve">3771 general </w:t>
-      </w:r>
-      <w:proofErr w:type="spellStart"/>
-      <w:r>
-        <w:t>gaul</w:t>
-      </w:r>
-      <w:proofErr w:type="spellEnd"/>
-      <w:r>
-        <w:t xml:space="preserve"> drive</w:t>
+    </w:p>
+    <w:p>
+      <w:r>
+        <w:t>3771 general gaul drive</w:t>
       </w:r>
     </w:p>
     <w:p/>
@@ -316,15 +260,7 @@
     </w:p>
     <w:p>
       <w:r>
-        <w:t>"</w:t>
-      </w:r>
-      <w:proofErr w:type="gramStart"/>
-      <w:r>
-        <w:t>generally</w:t>
-      </w:r>
-      <w:proofErr w:type="gramEnd"/>
-      <w:r>
-        <w:t xml:space="preserve"> the fires in this area burn the duff and underbrush and scorch a few trees"</w:t>
+        <w:t>"generally the fires in this area burn the duff and underbrush and scorch a few trees"</w:t>
       </w:r>
     </w:p>
     <w:p/>
@@ -335,38 +271,17 @@
     </w:p>
     <w:p>
       <w:r>
-        <w:t xml:space="preserve">Curved three prong hand </w:t>
-      </w:r>
-      <w:proofErr w:type="gramStart"/>
-      <w:r>
-        <w:t>rake</w:t>
-      </w:r>
-      <w:proofErr w:type="gramEnd"/>
-    </w:p>
-    <w:p>
-      <w:r>
-        <w:t xml:space="preserve">Trees give the truffles sugar. Symbiotic relationship between truffles and </w:t>
-      </w:r>
-      <w:proofErr w:type="spellStart"/>
-      <w:r>
-        <w:t>treese</w:t>
-      </w:r>
-      <w:proofErr w:type="spellEnd"/>
-      <w:r>
-        <w:t>.</w:t>
-      </w:r>
-    </w:p>
-    <w:p>
-      <w:r>
-        <w:t xml:space="preserve">Deeper when it’s dry. </w:t>
-      </w:r>
-      <w:proofErr w:type="gramStart"/>
-      <w:r>
-        <w:t>More shallow</w:t>
-      </w:r>
-      <w:proofErr w:type="gramEnd"/>
-      <w:r>
-        <w:t xml:space="preserve"> when wet.</w:t>
+        <w:t>Curved three prong hand rake</w:t>
+      </w:r>
+    </w:p>
+    <w:p>
+      <w:r>
+        <w:t>Trees give the truffles sugar. Symbiotic relationship between truffles and treese.</w:t>
+      </w:r>
+    </w:p>
+    <w:p>
+      <w:r>
+        <w:t>Deeper when it’s dry. More shallow when wet.</w:t>
       </w:r>
     </w:p>
     <w:p/>
@@ -393,6 +308,7 @@
           <w:sz w:val="33"/>
           <w:szCs w:val="33"/>
         </w:rPr>
+        <w:lastRenderedPageBreak/>
         <w:t>Tip</w:t>
       </w:r>
     </w:p>
@@ -414,33 +330,12 @@
           <w:sz w:val="27"/>
           <w:szCs w:val="27"/>
         </w:rPr>
-        <w:t>Truffles are connected to certain trees (oak, hazelnut, pine) due to a relationship known as "</w:t>
-      </w:r>
-      <w:proofErr w:type="spellStart"/>
-      <w:r>
-        <w:rPr>
-          <w:rFonts w:ascii="inherit" w:eastAsia="Times New Roman" w:hAnsi="inherit" w:cs="Arial"/>
-          <w:color w:val="2E2E30"/>
-          <w:sz w:val="27"/>
-          <w:szCs w:val="27"/>
-        </w:rPr>
-        <w:t>ectomycorrhizae</w:t>
-      </w:r>
-      <w:proofErr w:type="spellEnd"/>
-      <w:r>
-        <w:rPr>
-          <w:rFonts w:ascii="inherit" w:eastAsia="Times New Roman" w:hAnsi="inherit" w:cs="Arial"/>
-          <w:color w:val="2E2E30"/>
-          <w:sz w:val="27"/>
-          <w:szCs w:val="27"/>
-        </w:rPr>
-        <w:t>," a word used to describe the symbiotic relationship that mushrooms have with certain kinds of trees.</w:t>
-      </w:r>
-    </w:p>
-    <w:p/>
-    <w:p>
-      <w:r>
-        <w:lastRenderedPageBreak/>
+        <w:t>Truffles are connected to certain trees (oak, hazelnut, pine) due to a relationship known as "ectomycorrhizae," a word used to describe the symbiotic relationship that mushrooms have with certain kinds of trees.</w:t>
+      </w:r>
+    </w:p>
+    <w:p/>
+    <w:p>
+      <w:r>
         <w:t>https://www.outsideonline.com/outdoor-adventure/environment/appalachian-truffle-hunters/#:~:text=The%20Appalachian%20truffle%2C%20Tuber%20canaliculatum,star%2C%20yet%20it's%20virtually%20unknown.</w:t>
       </w:r>
     </w:p>
@@ -477,15 +372,7 @@
         <w:t xml:space="preserve">The Farm: bordered to the </w:t>
       </w:r>
       <w:r>
-        <w:t xml:space="preserve">west by scenic </w:t>
-      </w:r>
-      <w:proofErr w:type="spellStart"/>
-      <w:r>
-        <w:t>hwy</w:t>
-      </w:r>
-      <w:proofErr w:type="spellEnd"/>
-      <w:r>
-        <w:t xml:space="preserve"> 357. </w:t>
+        <w:t xml:space="preserve">west by scenic hwy 357. </w:t>
       </w:r>
       <w:r>
         <w:t>To the south by clover creek road.</w:t>
